--- a/Схемы и документы/Скрины приложения.docx
+++ b/Схемы и документы/Скрины приложения.docx
@@ -2080,10 +2080,76 @@
     <w:p/>
     <w:p>
       <w:pPr>
+        <w:keepNext/>
+      </w:pPr>
+      <w:r>
+        <w:rPr>
+          <w:noProof/>
+        </w:rPr>
+        <w:lastRenderedPageBreak/>
+        <w:drawing>
+          <wp:inline distT="0" distB="0" distL="0" distR="0" wp14:anchorId="29CB4D95" wp14:editId="4F72401C">
+            <wp:extent cx="5940425" cy="4090035"/>
+            <wp:effectExtent l="0" t="0" r="3175" b="5715"/>
+            <wp:docPr id="213677479" name="Рисунок 1"/>
+            <wp:cNvGraphicFramePr>
+              <a:graphicFrameLocks xmlns:a="http://schemas.openxmlformats.org/drawingml/2006/main" noChangeAspect="1"/>
+            </wp:cNvGraphicFramePr>
+            <a:graphic xmlns:a="http://schemas.openxmlformats.org/drawingml/2006/main">
+              <a:graphicData uri="http://schemas.openxmlformats.org/drawingml/2006/picture">
+                <pic:pic xmlns:pic="http://schemas.openxmlformats.org/drawingml/2006/picture">
+                  <pic:nvPicPr>
+                    <pic:cNvPr id="213677479" name=""/>
+                    <pic:cNvPicPr/>
+                  </pic:nvPicPr>
+                  <pic:blipFill>
+                    <a:blip r:embed="rId34"/>
+                    <a:stretch>
+                      <a:fillRect/>
+                    </a:stretch>
+                  </pic:blipFill>
+                  <pic:spPr>
+                    <a:xfrm>
+                      <a:off x="0" y="0"/>
+                      <a:ext cx="5940425" cy="4090035"/>
+                    </a:xfrm>
+                    <a:prstGeom prst="rect">
+                      <a:avLst/>
+                    </a:prstGeom>
+                  </pic:spPr>
+                </pic:pic>
+              </a:graphicData>
+            </a:graphic>
+          </wp:inline>
+        </w:drawing>
+      </w:r>
+    </w:p>
+    <w:p>
+      <w:pPr>
+        <w:pStyle w:val="ac"/>
         <w:rPr>
           <w:lang w:val="en-US"/>
         </w:rPr>
       </w:pPr>
+      <w:proofErr w:type="spellStart"/>
+      <w:r>
+        <w:t>Figure</w:t>
+      </w:r>
+      <w:proofErr w:type="spellEnd"/>
+      <w:r>
+        <w:t xml:space="preserve"> </w:t>
+      </w:r>
+      <w:fldSimple w:instr=" SEQ Figure \* ARABIC ">
+        <w:r>
+          <w:rPr>
+            <w:noProof/>
+          </w:rPr>
+          <w:t>28</w:t>
+        </w:r>
+      </w:fldSimple>
+      <w:r>
+        <w:t>. Администратор - нет заказов</w:t>
+      </w:r>
     </w:p>
     <w:sectPr>
       <w:pgSz w:w="11906" w:h="16838"/>
@@ -2698,6 +2764,7 @@
   <w:style w:type="character" w:default="1" w:styleId="a0">
     <w:name w:val="Default Paragraph Font"/>
     <w:uiPriority w:val="1"/>
+    <w:semiHidden/>
     <w:unhideWhenUsed/>
   </w:style>
   <w:style w:type="table" w:default="1" w:styleId="a1">
